--- a/submission/portal/技术文档-小满.docx
+++ b/submission/portal/技术文档-小满.docx
@@ -479,7 +479,7 @@
           <w:b w:val="0"/>
           <w:sz w:val="22"/>
         </w:rPr>
-        <w:t>回归明细：`test-results/directed-tasks/regression.xml`。冻结挑战已于 2026-10-25 按当前代码重跑，源代码指纹一致：True。</w:t>
+        <w:t>回归明细：`test-results/directed-tasks/regression.xml`。冻结挑战已于 2026-10-25 按当前代码重跑，源代码指纹一致：False。</w:t>
       </w:r>
     </w:p>
     <w:p>
